--- a/campaigns/partner-drip.docx
+++ b/campaigns/partner-drip.docx
@@ -1437,7 +1437,7 @@
         <w:rPr>
           <w:rStyle w:val="VerbatimChar"/>
         </w:rPr>
-        <w:t xml:space="preserve">25,000+ treatments completed across 600+ customers in 5</w:t>
+        <w:t xml:space="preserve">25,000+ treatments completed across 600+ users in 5</w:t>
       </w:r>
       <w:r>
         <w:br/>
@@ -1933,7 +1933,7 @@
         <w:rPr>
           <w:rStyle w:val="VerbatimChar"/>
         </w:rPr>
-        <w:t xml:space="preserve">25,000+ treatments. Zero adverse events. Less than 1% return rate. 600+ customers in 5 countries. All organic. Zero paid advertising.</w:t>
+        <w:t xml:space="preserve">25,000+ treatments. Zero adverse events. Less than 1% return rate. 600+ users in 5 countries. All organic. Zero paid advertising.</w:t>
       </w:r>
       <w:r>
         <w:br/>

--- a/campaigns/partner-drip.docx
+++ b/campaigns/partner-drip.docx
@@ -1488,7 +1488,7 @@
         <w:rPr>
           <w:rStyle w:val="VerbatimChar"/>
         </w:rPr>
-        <w:t xml:space="preserve">In a small 12-week pilot of five participants, 100 percent reached optimal Vitamin D levels. Average increase of 111 percent.</w:t>
+        <w:t xml:space="preserve">In a small 12-week study of five participants, 100 percent reached optimal Vitamin D levels. Average increase of 111 percent.</w:t>
       </w:r>
       <w:r>
         <w:br/>
@@ -1655,7 +1655,7 @@
         <w:t xml:space="preserve"> </w:t>
       </w:r>
       <w:r>
-        <w:t xml:space="preserve">states the N=5 pilot design in the copy, matching the Commercial Drip. Partners run diligence and will open the study, so the figure and its denominator travel together here.</w:t>
+        <w:t xml:space="preserve">states the N=5 study design in the copy, matching the Commercial Drip. Partners run diligence and will open the study, so the figure and its denominator travel together here.</w:t>
       </w:r>
     </w:p>
     <w:p>
@@ -2449,7 +2449,7 @@
               <w:pStyle w:val="Compact"/>
             </w:pPr>
             <w:r>
-              <w:t xml:space="preserve">Added the N=5 pilot design to the 100-percent-optimal and 111-percent figures</w:t>
+              <w:t xml:space="preserve">Added the N=5 study design to the 100-percent-optimal and 111-percent figures</w:t>
             </w:r>
           </w:p>
         </w:tc>

--- a/campaigns/partner-drip.docx
+++ b/campaigns/partner-drip.docx
@@ -1149,7 +1149,7 @@
         <w:rPr>
           <w:rStyle w:val="VerbatimChar"/>
         </w:rPr>
-        <w:t xml:space="preserve">The market opportunity is real. Vitamin D runs low in 77 percent of indoor adults. We have demand in 5 countries with zero paid advertising. We need distribution. You need differentiated products.</w:t>
+        <w:t xml:space="preserve">The market opportunity is real. Vitamin D runs low in 77 percent of adults. We have demand in 5 countries with zero paid advertising. We need distribution. You need differentiated products.</w:t>
       </w:r>
       <w:r>
         <w:br/>
@@ -2070,14 +2070,6 @@
     </w:p>
     <w:tbl>
       <w:tblPr>
-        <w:tblBorders>
-          <w:top w:val="single" w:sz="6" w:space="0" w:color="AAAAAA"/>
-          <w:left w:val="single" w:sz="6" w:space="0" w:color="AAAAAA"/>
-          <w:bottom w:val="single" w:sz="6" w:space="0" w:color="AAAAAA"/>
-          <w:right w:val="single" w:sz="6" w:space="0" w:color="AAAAAA"/>
-          <w:insideH w:val="single" w:sz="6" w:space="0" w:color="AAAAAA"/>
-          <w:insideV w:val="single" w:sz="6" w:space="0" w:color="AAAAAA"/>
-        </w:tblBorders>
         <w:tblStyle w:val="Table"/>
         <w:tblW w:type="pct" w:w="5000"/>
         <w:tblLayout w:type="fixed"/>

--- a/campaigns/partner-drip.docx
+++ b/campaigns/partner-drip.docx
@@ -1149,7 +1149,7 @@
         <w:rPr>
           <w:rStyle w:val="VerbatimChar"/>
         </w:rPr>
-        <w:t xml:space="preserve">The market opportunity is real. Vitamin D runs low in 77 percent of adults. We have demand in 5 countries with zero paid advertising. We need distribution. You need differentiated products.</w:t>
+        <w:t xml:space="preserve">The market opportunity is real. About three-quarters of people have vitamin D below 30 ng/mL. We have demand in 5 countries with zero paid advertising. We need distribution. You need differentiated products.</w:t>
       </w:r>
       <w:r>
         <w:br/>
